--- a/data/cvs/cv_178_Kyosk_Junior_Python_Engineer.docx
+++ b/data/cvs/cv_178_Kyosk_Junior_Python_Engineer.docx
@@ -86,7 +86,7 @@
         <w:rPr>
           <w:sz w:val="20"/>
         </w:rPr>
-        <w:t>Full Stack Developer with a focus on Python and AI engineering. I've built full-stack applications, from Python backends to React frontends, and have deep experience in AI data work, including model evaluation, prompt engineering, and dataset structuring. Currently, I'm building production systems at Copy Cat Group, including an AI-powered tender scraping pipeline and an SAP API integration.</w:t>
+        <w:t>Python Engineer with a background in full-stack development and AI data annotation. I have experience building and maintaining applications, integrating APIs, and ensuring data quality. Skilled in Python, JavaScript, and SQL, with a focus on ERPNext and Frappe frameworks. I excel in agile environments, delivering technical solutions, and ensuring system quality and security.</w:t>
       </w:r>
     </w:p>
     <w:p>
@@ -137,7 +137,7 @@
         <w:rPr>
           <w:sz w:val="20"/>
         </w:rPr>
-        <w:t>React, Node.js, Django, Flask</w:t>
+        <w:t>React, Node.js, Django, Flask, ERPNext, Frappe</w:t>
       </w:r>
     </w:p>
     <w:p>
@@ -191,7 +191,7 @@
         <w:rPr>
           <w:sz w:val="20"/>
         </w:rPr>
-        <w:t>Gemini API, Groq API, Prompt Engineering, LLM Evaluation, Data Annotation, Dataset Structuring</w:t>
+        <w:t>Prompt Engineering, LLM Evaluation, Data Annotation, Dataset Structuring</w:t>
       </w:r>
     </w:p>
     <w:p>
@@ -227,7 +227,7 @@
         <w:rPr>
           <w:sz w:val="20"/>
         </w:rPr>
-        <w:t>Git, GitHub, Postman, VS Code, Jira, Trello, Slack, HubSpot, Figma, Docker, Oracle Cloud, Google Cloud Platform</w:t>
+        <w:t>Git, GitHub, CI/CD, Oracle Cloud, Google Cloud Platform</w:t>
       </w:r>
     </w:p>
     <w:p>
@@ -245,7 +245,7 @@
         <w:rPr>
           <w:sz w:val="20"/>
         </w:rPr>
-        <w:t>ERPNext, Frappe, Agile, Deployment, Configuration, Testing, Maintenance, Application Lifecycle, Application Quality, Security, Maintainability, Software Development, Software Testing</w:t>
+        <w:t>Deployment, Configuration, Testing, Maintenance, Documentation, Software Development, System Requirements, Application Lifecycle, Application Quality, Maintainability</w:t>
       </w:r>
     </w:p>
     <w:p>
@@ -263,7 +263,7 @@
         <w:rPr>
           <w:sz w:val="20"/>
         </w:rPr>
-        <w:t>System Requirements, System Capabilities, System Limitations, System Manuals, System Troubleshooting, Business Continuity, Data Safety, Backups, Disaster Recovery, Stakeholder Management, Communication, Technical Writing, User Requirements, Technical Solutions</w:t>
+        <w:t>Troubleshooting, Business Continuity, Data Safety, Backups, Disaster Recovery, Stakeholder Management, System Needs, ERPNext Modules, System Value, System Manuals</w:t>
       </w:r>
     </w:p>
     <w:p>
@@ -313,7 +313,7 @@
         <w:rPr>
           <w:sz w:val="20"/>
         </w:rPr>
-        <w:t>Integrating SAP APIs with an internal Credit Control System to automate processes for OA and IT business units.</w:t>
+        <w:t>Integrating SAP APIs with an internal Credit Control System, automating processes for OA and IT teams.</w:t>
       </w:r>
     </w:p>
     <w:p>
@@ -325,7 +325,7 @@
         <w:rPr>
           <w:sz w:val="20"/>
         </w:rPr>
-        <w:t>Authoring technical documentation, including Business Requirements Documents and System Design Documents, to guide project scope and technical specifications.</w:t>
+        <w:t>Authoring comprehensive System Design Documents (SDDs) for Application, Data, Integration, and Security Architecture.</w:t>
       </w:r>
     </w:p>
     <w:p>
@@ -337,7 +337,7 @@
         <w:rPr>
           <w:sz w:val="20"/>
         </w:rPr>
-        <w:t>Designing and prototyping an AI-powered tender scraping pipeline to automate tender discovery and processing.</w:t>
+        <w:t>Designing and building an AI-powered tender scraping pipeline to automate tender opportunity discovery and processing.</w:t>
       </w:r>
     </w:p>
     <w:p>
